--- a/skwm_更新包_20260819/论文初稿_中阿文旅世界模型.docx
+++ b/skwm_更新包_20260819/论文初稿_中阿文旅世界模型.docx
@@ -978,64 +978,44 @@
         <w:rPr>
           <w:rFonts w:hint="eastAsia"/>
         </w:rPr>
-        <w:t xml:space="preserve">来源:</w:t>
-      </w:r>
-      <w:r>
-        <w:t xml:space="preserve"> 12,154 </w:t>
-      </w:r>
-      <w:r>
-        <w:rPr>
-          <w:rFonts w:hint="eastAsia"/>
-        </w:rPr>
-        <w:t xml:space="preserve">篇中阿文旅文献</w:t>
-      </w:r>
-      <w:r>
-        <w:t xml:space="preserve"> (B1 </w:t>
-      </w:r>
-      <w:r>
-        <w:rPr>
-          <w:rFonts w:hint="eastAsia"/>
-        </w:rPr>
-        <w:t xml:space="preserve">主表)</w:t>
-      </w:r>
-      <w:r>
-        <w:t xml:space="preserve"> → </w:t>
-      </w:r>
-      <w:r>
-        <w:rPr>
-          <w:rFonts w:hint="eastAsia"/>
-        </w:rPr>
-        <w:t xml:space="preserve">主题-年度状态向量</w:t>
-      </w:r>
-      <w:r>
-        <w:t xml:space="preserve"> [heat, growth, centrality, connections]</w:t>
-      </w:r>
-      <w:r>
-        <w:t xml:space="preserve"> </w:t>
-      </w:r>
-      <w:r>
-        <w:rPr>
-          <w:rFonts w:hint="eastAsia"/>
-        </w:rPr>
-        <w:t xml:space="preserve">(构建采用</w:t>
-      </w:r>
-      <w:r>
-        <w:t xml:space="preserve"> as-of </w:t>
-      </w:r>
-      <w:r>
-        <w:rPr>
-          <w:rFonts w:hint="eastAsia"/>
-        </w:rPr>
-        <w:t xml:space="preserve">语义,</w:t>
-      </w:r>
-      <w:r>
-        <w:t xml:space="preserve"> </w:t>
-      </w:r>
-      <w:r>
-        <w:rPr>
-          <w:rFonts w:hint="eastAsia"/>
-        </w:rPr>
-        <w:t xml:space="preserve">防未来信息)</w:t>
+        <w:t>来源: 12,155 篇中阿文旅文献 (B1 主表) → 主题-年度状态向量 [heat, growth, centrality, connections] (构建采用 as-of 语义, 防未来信息)</w:t>
+      </w:r>
+      <w:r/>
+      <w:r>
+        <w:rPr>
+          <w:rFonts w:hint="eastAsia"/>
+        </w:rPr>
+      </w:r>
+      <w:r/>
+      <w:r>
+        <w:rPr>
+          <w:rFonts w:hint="eastAsia"/>
+        </w:rPr>
+      </w:r>
+      <w:r/>
+      <w:r>
+        <w:rPr>
+          <w:rFonts w:hint="eastAsia"/>
+        </w:rPr>
+      </w:r>
+      <w:r/>
+      <w:r/>
+      <w:r>
+        <w:rPr>
+          <w:rFonts w:hint="eastAsia"/>
+        </w:rPr>
+      </w:r>
+      <w:r/>
+      <w:r>
+        <w:rPr>
+          <w:rFonts w:hint="eastAsia"/>
+        </w:rPr>
+      </w:r>
+      <w:r/>
+      <w:r>
+        <w:rPr>
+          <w:rFonts w:hint="eastAsia"/>
+        </w:rPr>
       </w:r>
     </w:p>
     <w:p>
